--- a/1952.4/1952年4月22日，__LLM初注.docx
+++ b/1952.4/1952年4月22日，__LLM初注.docx
@@ -422,13 +422,23 @@
       </w:r>
     </w:p>
     <w:p>
+      <w:commentRangeStart w:id="0"/>
       <w:r>
         <w:t>1. 【需核】文件名只有日期无标题，正文标题为“致斯大林电”，是否需要调整为完整标题。</w:t>
       </w:r>
-    </w:p>
-    <w:p>
+      <w:commentRangeEnd w:id="0"/>
+      <w:r>
+        <w:commentReference w:id="0"/>
+      </w:r>
+    </w:p>
+    <w:p>
+      <w:commentRangeStart w:id="1"/>
       <w:r>
         <w:t>2. 【需核】“歼击机团”与“轰炸机团”的编制飞机数量（“每团31架”）在不同时期可能有所变动，建议核查军史资料。</w:t>
+      </w:r>
+      <w:commentRangeEnd w:id="1"/>
+      <w:r>
+        <w:commentReference w:id="1"/>
       </w:r>
     </w:p>
     <w:sectPr>
@@ -444,6 +454,25 @@
     </w:sectPr>
   </w:body>
 </w:document>
+</file>
+
+<file path=word/comments.xml><?xml version="1.0" encoding="utf-8"?>
+<w:comments xmlns:w="http://schemas.openxmlformats.org/wordprocessingml/2006/main">
+  <w:comment w:id="0" w:author="LLM初注待核" w:date="2026-07-05T15:07:27Z">
+    <w:p>
+      <w:r>
+        <w:t>【需核】文件名只有日期无标题，正文标题为“致斯大林电”，是否需要调整为完整标题。</w:t>
+      </w:r>
+    </w:p>
+  </w:comment>
+  <w:comment w:id="1" w:author="LLM初注待核" w:date="2026-07-05T15:07:27Z">
+    <w:p>
+      <w:r>
+        <w:t>【需核】“歼击机团”与“轰炸机团”的编制飞机数量（“每团31架”）在不同时期可能有所变动，建议核查军史资料。</w:t>
+      </w:r>
+    </w:p>
+  </w:comment>
+</w:comments>
 </file>
 
 <file path=word/footer1.xml><?xml version="1.0" encoding="utf-8"?>

--- a/1952.4/1952年4月22日，__LLM初注.docx
+++ b/1952.4/1952年4月22日，__LLM初注.docx
@@ -428,6 +428,9 @@
       </w:r>
       <w:commentRangeEnd w:id="0"/>
       <w:r>
+        <w:rPr>
+          <w:rStyle w:val="CommentReference"/>
+        </w:rPr>
         <w:commentReference w:id="0"/>
       </w:r>
     </w:p>
@@ -438,6 +441,9 @@
       </w:r>
       <w:commentRangeEnd w:id="1"/>
       <w:r>
+        <w:rPr>
+          <w:rStyle w:val="CommentReference"/>
+        </w:rPr>
         <w:commentReference w:id="1"/>
       </w:r>
     </w:p>
@@ -460,6 +466,9 @@
 <w:comments xmlns:w="http://schemas.openxmlformats.org/wordprocessingml/2006/main">
   <w:comment w:id="0" w:author="LLM初注待核" w:date="2026-07-05T15:07:27Z">
     <w:p>
+      <w:pPr>
+        <w:pStyle w:val="CommentText"/>
+      </w:pPr>
       <w:r>
         <w:t>【需核】文件名只有日期无标题，正文标题为“致斯大林电”，是否需要调整为完整标题。</w:t>
       </w:r>
@@ -467,6 +476,9 @@
   </w:comment>
   <w:comment w:id="1" w:author="LLM初注待核" w:date="2026-07-05T15:07:27Z">
     <w:p>
+      <w:pPr>
+        <w:pStyle w:val="CommentText"/>
+      </w:pPr>
       <w:r>
         <w:t>【需核】“歼击机团”与“轰炸机团”的编制飞机数量（“每团31架”）在不同时期可能有所变动，建议核查军史资料。</w:t>
       </w:r>

--- a/1952.4/1952年4月22日，__LLM初注.docx
+++ b/1952.4/1952年4月22日，__LLM初注.docx
@@ -51,13 +51,16 @@
       </w:r>
       <w:r>
         <w:rPr>
+          <w:rStyle w:val="FootnoteReference"/>
           <w:rFonts w:hint="eastAsia" w:ascii="仿宋" w:hAnsi="仿宋" w:eastAsia="仿宋" w:cs="仿宋"/>
           <w:sz w:val="36"/>
           <w:szCs w:val="36"/>
           <w:vertAlign w:val="superscript"/>
           <w:lang w:val="en-US" w:eastAsia="zh-CN"/>
         </w:rPr>
+        <w:t>[</w:t>
         <w:footnoteReference w:id="0"/>
+        <w:t>]</w:t>
       </w:r>
       <w:r>
         <w:rPr>
@@ -172,41 +175,69 @@
       <w:r>
         <w:rPr>
           <w:rStyle w:val="FootnoteReference"/>
-        </w:rPr>
+          <w:vertAlign w:val="superscript"/>
+        </w:rPr>
+        <w:t>[</w:t>
         <w:footnoteReference w:id="4"/>
-      </w:r>
-      <w:r>
-        <w:rPr/>
+        <w:t>]</w:t>
+      </w:r>
+      <w:r>
+        <w:rPr>
+          <w:rFonts w:hint="eastAsia" w:ascii="仿宋" w:hAnsi="仿宋" w:eastAsia="仿宋"/>
+          <w:sz w:val="32"/>
+          <w:szCs w:val="32"/>
+        </w:rPr>
         <w:t>提供够装备15个航空兵团的各型飞机的决定。今年年底前，现有8个航校</w:t>
       </w:r>
       <w:r>
         <w:rPr>
           <w:rStyle w:val="FootnoteReference"/>
-        </w:rPr>
+          <w:vertAlign w:val="superscript"/>
+        </w:rPr>
+        <w:t>[</w:t>
         <w:footnoteReference w:id="5"/>
-      </w:r>
-      <w:r>
-        <w:rPr/>
+        <w:t>]</w:t>
+      </w:r>
+      <w:r>
+        <w:rPr>
+          <w:rFonts w:hint="eastAsia" w:ascii="仿宋" w:hAnsi="仿宋" w:eastAsia="仿宋"/>
+          <w:sz w:val="32"/>
+          <w:szCs w:val="32"/>
+        </w:rPr>
         <w:t>将有足够组建26个团的飞行和技术人员毕业。此外，现在还有一个轰炸机团</w:t>
       </w:r>
       <w:r>
         <w:rPr>
           <w:rStyle w:val="FootnoteReference"/>
-        </w:rPr>
+          <w:vertAlign w:val="superscript"/>
+        </w:rPr>
+        <w:t>[</w:t>
         <w:footnoteReference w:id="10"/>
-      </w:r>
-      <w:r>
-        <w:rPr/>
+        <w:t>]</w:t>
+      </w:r>
+      <w:r>
+        <w:rPr>
+          <w:rFonts w:hint="eastAsia" w:ascii="仿宋" w:hAnsi="仿宋" w:eastAsia="仿宋"/>
+          <w:sz w:val="32"/>
+          <w:szCs w:val="32"/>
+        </w:rPr>
         <w:t xml:space="preserve">没有飞机。因此，除了已向苏联订购的装备15个团的飞机、以及库存的装备4个团的米格-9</w:t>
       </w:r>
       <w:r>
         <w:rPr>
           <w:rStyle w:val="FootnoteReference"/>
-        </w:rPr>
+          <w:vertAlign w:val="superscript"/>
+        </w:rPr>
+        <w:t>[</w:t>
         <w:footnoteReference w:id="6"/>
-      </w:r>
-      <w:r>
-        <w:rPr/>
+        <w:t>]</w:t>
+      </w:r>
+      <w:r>
+        <w:rPr>
+          <w:rFonts w:hint="eastAsia" w:ascii="仿宋" w:hAnsi="仿宋" w:eastAsia="仿宋"/>
+          <w:sz w:val="32"/>
+          <w:szCs w:val="32"/>
+        </w:rPr>
         <w:t xml:space="preserve">飞机外，还有8个团有飞行技术人员而没有飞机。这些团可能被分配到各相应部队中去接受飞行训练（按每两架飞机3个飞行员分配）。</w:t>
       </w:r>
     </w:p>
@@ -245,21 +276,35 @@
       <w:r>
         <w:rPr>
           <w:rStyle w:val="FootnoteReference"/>
-        </w:rPr>
+          <w:vertAlign w:val="superscript"/>
+        </w:rPr>
+        <w:t>[</w:t>
         <w:footnoteReference w:id="7"/>
-      </w:r>
-      <w:r>
-        <w:rPr/>
+        <w:t>]</w:t>
+      </w:r>
+      <w:r>
+        <w:rPr>
+          <w:rFonts w:hint="eastAsia" w:ascii="仿宋" w:hAnsi="仿宋" w:eastAsia="仿宋"/>
+          <w:sz w:val="32"/>
+          <w:szCs w:val="32"/>
+        </w:rPr>
         <w:t>歼击机团中，有15个团（配置在安东</w:t>
       </w:r>
       <w:r>
         <w:rPr>
           <w:rStyle w:val="FootnoteReference"/>
-        </w:rPr>
+          <w:vertAlign w:val="superscript"/>
+        </w:rPr>
+        <w:t>[</w:t>
         <w:footnoteReference w:id="8"/>
-      </w:r>
-      <w:r>
-        <w:rPr/>
+        <w:t>]</w:t>
+      </w:r>
+      <w:r>
+        <w:rPr>
+          <w:rFonts w:hint="eastAsia" w:ascii="仿宋" w:hAnsi="仿宋" w:eastAsia="仿宋"/>
+          <w:sz w:val="32"/>
+          <w:szCs w:val="32"/>
+        </w:rPr>
         <w:t xml:space="preserve">及其附近各机场）参加朝鲜作战。由于作战和训练中的损失，19个歼击机团共缺少154架米格-15飞机（按每团31架飞机的编制计算）。为了提高战斗力、保障继续作战，以及保障飞行人员有相应数量的飞机来继续提高飞行技术，我们请苏联政府除了您今年4月9日来电中所指的用于装备15个团的飞机外，再允许中国政府在1952年从苏联政府那里获得100架米格-15飞机。我们希望您能尽快地把这些飞机派往中国。请把您对这个问题的决定告诉我们。</w:t>
       </w:r>
     </w:p>
@@ -298,11 +343,18 @@
       <w:r>
         <w:rPr>
           <w:rStyle w:val="FootnoteReference"/>
-        </w:rPr>
+          <w:vertAlign w:val="superscript"/>
+        </w:rPr>
+        <w:t>[</w:t>
         <w:footnoteReference w:id="9"/>
-      </w:r>
-      <w:r>
-        <w:rPr/>
+        <w:t>]</w:t>
+      </w:r>
+      <w:r>
+        <w:rPr>
+          <w:rFonts w:hint="eastAsia" w:ascii="仿宋" w:hAnsi="仿宋" w:eastAsia="仿宋"/>
+          <w:sz w:val="32"/>
+          <w:szCs w:val="32"/>
+        </w:rPr>
         <w:t xml:space="preserve">同志向您寄出。为了保障各航校飞行训练的正常进行，我们希望您同意申请单中的飞机数量。</w:t>
       </w:r>
     </w:p>

--- a/1952.4/1952年4月22日，__LLM初注.docx
+++ b/1952.4/1952年4月22日，__LLM初注.docx
@@ -41,36 +41,19 @@
       <w:bookmarkEnd w:id="0"/>
       <w:r>
         <w:rPr>
-          <w:rFonts w:hint="eastAsia" w:ascii="仿宋" w:hAnsi="仿宋" w:eastAsia="仿宋" w:cs="仿宋"/>
-          <w:sz w:val="36"/>
-          <w:szCs w:val="36"/>
+          <w:rStyle w:val="FootnoteReference"/>
           <w:vertAlign w:val="superscript"/>
-          <w:lang w:val="en-US" w:eastAsia="zh-CN"/>
-        </w:rPr>
-        <w:t>[</w:t>
-      </w:r>
-      <w:r>
-        <w:rPr>
-          <w:rStyle w:val="FootnoteReference"/>
-          <w:rFonts w:hint="eastAsia" w:ascii="仿宋" w:hAnsi="仿宋" w:eastAsia="仿宋" w:cs="仿宋"/>
-          <w:sz w:val="36"/>
-          <w:szCs w:val="36"/>
+        </w:rPr>
+        <w:t>[1]</w:t>
+      </w:r>
+      <w:r>
+        <w:rPr>
+          <w:rStyle w:val="FootnoteReference"/>
           <w:vertAlign w:val="superscript"/>
-          <w:lang w:val="en-US" w:eastAsia="zh-CN"/>
-        </w:rPr>
-        <w:t>[</w:t>
+          <w:vanish/>
+          <w:specVanish/>
+        </w:rPr>
         <w:footnoteReference w:id="0"/>
-        <w:t>]</w:t>
-      </w:r>
-      <w:r>
-        <w:rPr>
-          <w:rFonts w:hint="eastAsia" w:ascii="仿宋" w:hAnsi="仿宋" w:eastAsia="仿宋" w:cs="仿宋"/>
-          <w:sz w:val="36"/>
-          <w:szCs w:val="36"/>
-          <w:vertAlign w:val="superscript"/>
-          <w:lang w:val="en-US" w:eastAsia="zh-CN"/>
-        </w:rPr>
-        <w:t>]</w:t>
       </w:r>
     </w:p>
     <w:p>
@@ -177,9 +160,16 @@
           <w:rStyle w:val="FootnoteReference"/>
           <w:vertAlign w:val="superscript"/>
         </w:rPr>
-        <w:t>[</w:t>
+        <w:t>[2]</w:t>
+      </w:r>
+      <w:r>
+        <w:rPr>
+          <w:rStyle w:val="FootnoteReference"/>
+          <w:vertAlign w:val="superscript"/>
+          <w:vanish/>
+          <w:specVanish/>
+        </w:rPr>
         <w:footnoteReference w:id="4"/>
-        <w:t>]</w:t>
       </w:r>
       <w:r>
         <w:rPr>
@@ -194,9 +184,16 @@
           <w:rStyle w:val="FootnoteReference"/>
           <w:vertAlign w:val="superscript"/>
         </w:rPr>
-        <w:t>[</w:t>
+        <w:t>[3]</w:t>
+      </w:r>
+      <w:r>
+        <w:rPr>
+          <w:rStyle w:val="FootnoteReference"/>
+          <w:vertAlign w:val="superscript"/>
+          <w:vanish/>
+          <w:specVanish/>
+        </w:rPr>
         <w:footnoteReference w:id="5"/>
-        <w:t>]</w:t>
       </w:r>
       <w:r>
         <w:rPr>
@@ -211,9 +208,16 @@
           <w:rStyle w:val="FootnoteReference"/>
           <w:vertAlign w:val="superscript"/>
         </w:rPr>
-        <w:t>[</w:t>
+        <w:t>[4]</w:t>
+      </w:r>
+      <w:r>
+        <w:rPr>
+          <w:rStyle w:val="FootnoteReference"/>
+          <w:vertAlign w:val="superscript"/>
+          <w:vanish/>
+          <w:specVanish/>
+        </w:rPr>
         <w:footnoteReference w:id="10"/>
-        <w:t>]</w:t>
       </w:r>
       <w:r>
         <w:rPr>
@@ -228,9 +232,16 @@
           <w:rStyle w:val="FootnoteReference"/>
           <w:vertAlign w:val="superscript"/>
         </w:rPr>
-        <w:t>[</w:t>
+        <w:t>[5]</w:t>
+      </w:r>
+      <w:r>
+        <w:rPr>
+          <w:rStyle w:val="FootnoteReference"/>
+          <w:vertAlign w:val="superscript"/>
+          <w:vanish/>
+          <w:specVanish/>
+        </w:rPr>
         <w:footnoteReference w:id="6"/>
-        <w:t>]</w:t>
       </w:r>
       <w:r>
         <w:rPr>
@@ -278,9 +289,16 @@
           <w:rStyle w:val="FootnoteReference"/>
           <w:vertAlign w:val="superscript"/>
         </w:rPr>
-        <w:t>[</w:t>
+        <w:t>[6]</w:t>
+      </w:r>
+      <w:r>
+        <w:rPr>
+          <w:rStyle w:val="FootnoteReference"/>
+          <w:vertAlign w:val="superscript"/>
+          <w:vanish/>
+          <w:specVanish/>
+        </w:rPr>
         <w:footnoteReference w:id="7"/>
-        <w:t>]</w:t>
       </w:r>
       <w:r>
         <w:rPr>
@@ -295,9 +313,16 @@
           <w:rStyle w:val="FootnoteReference"/>
           <w:vertAlign w:val="superscript"/>
         </w:rPr>
-        <w:t>[</w:t>
+        <w:t>[7]</w:t>
+      </w:r>
+      <w:r>
+        <w:rPr>
+          <w:rStyle w:val="FootnoteReference"/>
+          <w:vertAlign w:val="superscript"/>
+          <w:vanish/>
+          <w:specVanish/>
+        </w:rPr>
         <w:footnoteReference w:id="8"/>
-        <w:t>]</w:t>
       </w:r>
       <w:r>
         <w:rPr>
@@ -345,9 +370,16 @@
           <w:rStyle w:val="FootnoteReference"/>
           <w:vertAlign w:val="superscript"/>
         </w:rPr>
-        <w:t>[</w:t>
+        <w:t>[8]</w:t>
+      </w:r>
+      <w:r>
+        <w:rPr>
+          <w:rStyle w:val="FootnoteReference"/>
+          <w:vertAlign w:val="superscript"/>
+          <w:vanish/>
+          <w:specVanish/>
+        </w:rPr>
         <w:footnoteReference w:id="9"/>
-        <w:t>]</w:t>
       </w:r>
       <w:r>
         <w:rPr>
@@ -670,33 +702,9 @@
       </w:pPr>
       <w:r>
         <w:rPr>
-          <w:rFonts w:hint="eastAsia" w:asciiTheme="minorEastAsia" w:hAnsiTheme="minorEastAsia" w:eastAsiaTheme="minorEastAsia" w:cstheme="minorBidi"/>
-          <w:kern w:val="2"/>
-          <w:sz w:val="21"/>
-          <w:szCs w:val="21"/>
-          <w:lang w:val="en-US" w:eastAsia="zh-CN" w:bidi="ar-SA"/>
-        </w:rPr>
-        <w:t>[</w:t>
-      </w:r>
-      <w:r>
-        <w:rPr>
-          <w:rFonts w:hint="eastAsia" w:asciiTheme="minorEastAsia" w:hAnsiTheme="minorEastAsia" w:eastAsiaTheme="minorEastAsia" w:cstheme="minorBidi"/>
-          <w:kern w:val="2"/>
-          <w:sz w:val="21"/>
-          <w:szCs w:val="21"/>
-          <w:lang w:val="en-US" w:eastAsia="zh-CN" w:bidi="ar-SA"/>
-        </w:rPr>
-        <w:footnoteRef/>
-      </w:r>
-      <w:r>
-        <w:rPr>
-          <w:rFonts w:hint="eastAsia" w:asciiTheme="minorEastAsia" w:hAnsiTheme="minorEastAsia" w:eastAsiaTheme="minorEastAsia" w:cstheme="minorBidi"/>
-          <w:kern w:val="2"/>
-          <w:sz w:val="21"/>
-          <w:szCs w:val="21"/>
-          <w:lang w:val="en-US" w:eastAsia="zh-CN" w:bidi="ar-SA"/>
-        </w:rPr>
-        <w:t>]</w:t>
+          <w:rStyle w:val="FootnoteReference"/>
+        </w:rPr>
+        <w:t>[1]</w:t>
       </w:r>
       <w:r>
         <w:rPr>
@@ -763,13 +771,9 @@
       </w:pPr>
       <w:r>
         <w:rPr>
-          <w:rFonts w:asciiTheme="minorEastAsia" w:hAnsiTheme="minorEastAsia" w:eastAsiaTheme="minorEastAsia" w:cstheme="minorBidi"/>
-          <w:kern w:val="2"/>
-          <w:sz w:val="21"/>
-          <w:szCs w:val="21"/>
-          <w:lang w:val="en-US" w:eastAsia="zh-CN" w:bidi="ar-SA"/>
-        </w:rPr>
-        <w:footnoteRef/>
+          <w:rStyle w:val="FootnoteReference"/>
+        </w:rPr>
+        <w:t>[2]</w:t>
       </w:r>
       <w:r>
         <w:rPr>
@@ -796,13 +800,9 @@
       </w:pPr>
       <w:r>
         <w:rPr>
-          <w:rFonts w:asciiTheme="minorEastAsia" w:hAnsiTheme="minorEastAsia" w:eastAsiaTheme="minorEastAsia" w:cstheme="minorBidi"/>
-          <w:kern w:val="2"/>
-          <w:sz w:val="21"/>
-          <w:szCs w:val="21"/>
-          <w:lang w:val="en-US" w:eastAsia="zh-CN" w:bidi="ar-SA"/>
-        </w:rPr>
-        <w:footnoteRef/>
+          <w:rStyle w:val="FootnoteReference"/>
+        </w:rPr>
+        <w:t>[3]</w:t>
       </w:r>
       <w:r>
         <w:rPr>
@@ -829,13 +829,9 @@
       </w:pPr>
       <w:r>
         <w:rPr>
-          <w:rFonts w:asciiTheme="minorEastAsia" w:hAnsiTheme="minorEastAsia" w:eastAsiaTheme="minorEastAsia" w:cstheme="minorBidi"/>
-          <w:kern w:val="2"/>
-          <w:sz w:val="21"/>
-          <w:szCs w:val="21"/>
-          <w:lang w:val="en-US" w:eastAsia="zh-CN" w:bidi="ar-SA"/>
-        </w:rPr>
-        <w:footnoteRef/>
+          <w:rStyle w:val="FootnoteReference"/>
+        </w:rPr>
+        <w:t>[5]</w:t>
       </w:r>
       <w:r>
         <w:rPr>
@@ -862,13 +858,9 @@
       </w:pPr>
       <w:r>
         <w:rPr>
-          <w:rFonts w:asciiTheme="minorEastAsia" w:hAnsiTheme="minorEastAsia" w:eastAsiaTheme="minorEastAsia" w:cstheme="minorBidi"/>
-          <w:kern w:val="2"/>
-          <w:sz w:val="21"/>
-          <w:szCs w:val="21"/>
-          <w:lang w:val="en-US" w:eastAsia="zh-CN" w:bidi="ar-SA"/>
-        </w:rPr>
-        <w:footnoteRef/>
+          <w:rStyle w:val="FootnoteReference"/>
+        </w:rPr>
+        <w:t>[6]</w:t>
       </w:r>
       <w:r>
         <w:rPr>
@@ -895,13 +887,9 @@
       </w:pPr>
       <w:r>
         <w:rPr>
-          <w:rFonts w:asciiTheme="minorEastAsia" w:hAnsiTheme="minorEastAsia" w:eastAsiaTheme="minorEastAsia" w:cstheme="minorBidi"/>
-          <w:kern w:val="2"/>
-          <w:sz w:val="21"/>
-          <w:szCs w:val="21"/>
-          <w:lang w:val="en-US" w:eastAsia="zh-CN" w:bidi="ar-SA"/>
-        </w:rPr>
-        <w:footnoteRef/>
+          <w:rStyle w:val="FootnoteReference"/>
+        </w:rPr>
+        <w:t>[7]</w:t>
       </w:r>
       <w:r>
         <w:rPr>
@@ -928,13 +916,9 @@
       </w:pPr>
       <w:r>
         <w:rPr>
-          <w:rFonts w:asciiTheme="minorEastAsia" w:hAnsiTheme="minorEastAsia" w:eastAsiaTheme="minorEastAsia" w:cstheme="minorBidi"/>
-          <w:kern w:val="2"/>
-          <w:sz w:val="21"/>
-          <w:szCs w:val="21"/>
-          <w:lang w:val="en-US" w:eastAsia="zh-CN" w:bidi="ar-SA"/>
-        </w:rPr>
-        <w:footnoteRef/>
+          <w:rStyle w:val="FootnoteReference"/>
+        </w:rPr>
+        <w:t>[8]</w:t>
       </w:r>
       <w:r>
         <w:rPr>
@@ -961,13 +945,9 @@
       </w:pPr>
       <w:r>
         <w:rPr>
-          <w:rFonts w:asciiTheme="minorEastAsia" w:hAnsiTheme="minorEastAsia" w:eastAsiaTheme="minorEastAsia" w:cstheme="minorBidi"/>
-          <w:kern w:val="2"/>
-          <w:sz w:val="21"/>
-          <w:szCs w:val="21"/>
-          <w:lang w:val="en-US" w:eastAsia="zh-CN" w:bidi="ar-SA"/>
-        </w:rPr>
-        <w:footnoteRef/>
+          <w:rStyle w:val="FootnoteReference"/>
+        </w:rPr>
+        <w:t>[4]</w:t>
       </w:r>
       <w:r>
         <w:rPr>
